--- a/Switch Hitting Final Project.docx
+++ b/Switch Hitting Final Project.docx
@@ -1,6 +1,6 @@
 
 <file path=word/document.xml><?xml version="1.0" encoding="utf-8"?>
-<w:document xmlns:wpc="http://schemas.microsoft.com/office/word/2010/wordprocessingCanvas" xmlns:cx="http://schemas.microsoft.com/office/drawing/2014/chartex" xmlns:cx1="http://schemas.microsoft.com/office/drawing/2015/9/8/chartex" xmlns:cx2="http://schemas.microsoft.com/office/drawing/2015/10/21/chartex" xmlns:cx3="http://schemas.microsoft.com/office/drawing/2016/5/9/chartex" xmlns:cx4="http://schemas.microsoft.com/office/drawing/2016/5/10/chartex" xmlns:cx5="http://schemas.microsoft.com/office/drawing/2016/5/11/chartex" xmlns:cx6="http://schemas.microsoft.com/office/drawing/2016/5/12/chartex" xmlns:cx7="http://schemas.microsoft.com/office/drawing/2016/5/13/chartex" xmlns:cx8="http://schemas.microsoft.com/office/drawing/2016/5/14/chartex" xmlns:mc="http://schemas.openxmlformats.org/markup-compatibility/2006" xmlns:aink="http://schemas.microsoft.com/office/drawing/2016/ink" xmlns:am3d="http://schemas.microsoft.com/office/drawing/2017/model3d" xmlns:o="urn:schemas-microsoft-com:office:office" xmlns:oel="http://schemas.microsoft.com/office/2019/extlst" xmlns:r="http://schemas.openxmlformats.org/officeDocument/2006/relationships" xmlns:m="http://schemas.openxmlformats.org/officeDocument/2006/math" xmlns:v="urn:schemas-microsoft-com:vml" xmlns:wp14="http://schemas.microsoft.com/office/word/2010/wordprocessingDrawing" xmlns:wp="http://schemas.openxmlformats.org/drawingml/2006/wordprocessingDrawing" xmlns:w10="urn:schemas-microsoft-com:office:word" xmlns:w="http://schemas.openxmlformats.org/wordprocessingml/2006/main" xmlns:w14="http://schemas.microsoft.com/office/word/2010/wordml" xmlns:w15="http://schemas.microsoft.com/office/word/2012/wordml" xmlns:w16cex="http://schemas.microsoft.com/office/word/2018/wordml/cex" xmlns:w16cid="http://schemas.microsoft.com/office/word/2016/wordml/cid" xmlns:w16="http://schemas.microsoft.com/office/word/2018/wordml" xmlns:w16du="http://schemas.microsoft.com/office/word/2023/wordml/word16du" xmlns:w16sdtdh="http://schemas.microsoft.com/office/word/2020/wordml/sdtdatahash" xmlns:w16se="http://schemas.microsoft.com/office/word/2015/wordml/symex" xmlns:wpg="http://schemas.microsoft.com/office/word/2010/wordprocessingGroup" xmlns:wpi="http://schemas.microsoft.com/office/word/2010/wordprocessingInk" xmlns:wne="http://schemas.microsoft.com/office/word/2006/wordml" xmlns:wps="http://schemas.microsoft.com/office/word/2010/wordprocessingShape" mc:Ignorable="w14 w15 w16se w16cid w16 w16cex w16sdtdh w16du wp14">
+<w:document xmlns:wpc="http://schemas.microsoft.com/office/word/2010/wordprocessingCanvas" xmlns:cx="http://schemas.microsoft.com/office/drawing/2014/chartex" xmlns:cx1="http://schemas.microsoft.com/office/drawing/2015/9/8/chartex" xmlns:cx2="http://schemas.microsoft.com/office/drawing/2015/10/21/chartex" xmlns:cx3="http://schemas.microsoft.com/office/drawing/2016/5/9/chartex" xmlns:cx4="http://schemas.microsoft.com/office/drawing/2016/5/10/chartex" xmlns:cx5="http://schemas.microsoft.com/office/drawing/2016/5/11/chartex" xmlns:cx6="http://schemas.microsoft.com/office/drawing/2016/5/12/chartex" xmlns:cx7="http://schemas.microsoft.com/office/drawing/2016/5/13/chartex" xmlns:cx8="http://schemas.microsoft.com/office/drawing/2016/5/14/chartex" xmlns:mc="http://schemas.openxmlformats.org/markup-compatibility/2006" xmlns:aink="http://schemas.microsoft.com/office/drawing/2016/ink" xmlns:am3d="http://schemas.microsoft.com/office/drawing/2017/model3d" xmlns:o="urn:schemas-microsoft-com:office:office" xmlns:r="http://schemas.openxmlformats.org/officeDocument/2006/relationships" xmlns:m="http://schemas.openxmlformats.org/officeDocument/2006/math" xmlns:v="urn:schemas-microsoft-com:vml" xmlns:wp14="http://schemas.microsoft.com/office/word/2010/wordprocessingDrawing" xmlns:wp="http://schemas.openxmlformats.org/drawingml/2006/wordprocessingDrawing" xmlns:w10="urn:schemas-microsoft-com:office:word" xmlns:w="http://schemas.openxmlformats.org/wordprocessingml/2006/main" xmlns:w14="http://schemas.microsoft.com/office/word/2010/wordml" xmlns:w15="http://schemas.microsoft.com/office/word/2012/wordml" xmlns:w16cex="http://schemas.microsoft.com/office/word/2018/wordml/cex" xmlns:w16cid="http://schemas.microsoft.com/office/word/2016/wordml/cid" xmlns:w16="http://schemas.microsoft.com/office/word/2018/wordml" xmlns:w16sdtdh="http://schemas.microsoft.com/office/word/2020/wordml/sdtdatahash" xmlns:w16se="http://schemas.microsoft.com/office/word/2015/wordml/symex" xmlns:wpg="http://schemas.microsoft.com/office/word/2010/wordprocessingGroup" xmlns:wpi="http://schemas.microsoft.com/office/word/2010/wordprocessingInk" xmlns:wne="http://schemas.microsoft.com/office/word/2006/wordml" xmlns:wps="http://schemas.microsoft.com/office/word/2010/wordprocessingShape" mc:Ignorable="w14 w15 w16se w16cid w16 w16cex w16sdtdh wp14">
   <w:body>
     <w:p>
       <w:pPr>
@@ -1166,13 +1166,13 @@
         <mc:AlternateContent>
           <mc:Choice Requires="wps">
             <w:drawing>
-              <wp:anchor distT="0" distB="0" distL="114300" distR="114300" simplePos="0" relativeHeight="251661312" behindDoc="0" locked="0" layoutInCell="1" hidden="0" allowOverlap="1" wp14:anchorId="7155451C" wp14:editId="655A0BD3">
+              <wp:anchor distT="0" distB="0" distL="114300" distR="114300" simplePos="0" relativeHeight="251661312" behindDoc="0" locked="0" layoutInCell="1" hidden="0" allowOverlap="1" wp14:anchorId="7155451C" wp14:editId="7DF36BF3">
                 <wp:simplePos x="0" y="0"/>
                 <wp:positionH relativeFrom="margin">
-                  <wp:posOffset>38100</wp:posOffset>
+                  <wp:posOffset>57150</wp:posOffset>
                 </wp:positionH>
                 <wp:positionV relativeFrom="paragraph">
-                  <wp:posOffset>5094605</wp:posOffset>
+                  <wp:posOffset>5167630</wp:posOffset>
                 </wp:positionV>
                 <wp:extent cx="2000250" cy="228600"/>
                 <wp:effectExtent l="0" t="0" r="0" b="0"/>
@@ -1213,7 +1213,14 @@
                                 <w:sz w:val="16"/>
                                 <w:szCs w:val="16"/>
                               </w:rPr>
-                              <w:t xml:space="preserve">LHH RMSE = 0.005, RHH RMSE = 0.004 </w:t>
+                              <w:t>Tommy Edman</w:t>
+                            </w:r>
+                            <w:r>
+                              <w:rPr>
+                                <w:sz w:val="16"/>
+                                <w:szCs w:val="16"/>
+                              </w:rPr>
+                              <w:t xml:space="preserve"> </w:t>
                             </w:r>
                           </w:p>
                         </w:txbxContent>
@@ -1236,7 +1243,7 @@
                 <v:stroke joinstyle="miter"/>
                 <v:path gradientshapeok="t" o:connecttype="rect"/>
               </v:shapetype>
-              <v:shape id="Text Box 1" o:spid="_x0000_s1026" type="#_x0000_t202" style="position:absolute;margin-left:3pt;margin-top:401.15pt;width:157.5pt;height:18pt;z-index:251661312;visibility:visible;mso-wrap-style:square;mso-wrap-distance-left:9pt;mso-wrap-distance-top:0;mso-wrap-distance-right:9pt;mso-wrap-distance-bottom:0;mso-position-horizontal:absolute;mso-position-horizontal-relative:margin;mso-position-vertical:absolute;mso-position-vertical-relative:text;v-text-anchor:top" o:gfxdata="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" stroked="f">
+              <v:shape id="Text Box 1" o:spid="_x0000_s1026" type="#_x0000_t202" style="position:absolute;margin-left:4.5pt;margin-top:406.9pt;width:157.5pt;height:18pt;z-index:251661312;visibility:visible;mso-wrap-style:square;mso-wrap-distance-left:9pt;mso-wrap-distance-top:0;mso-wrap-distance-right:9pt;mso-wrap-distance-bottom:0;mso-position-horizontal:absolute;mso-position-horizontal-relative:margin;mso-position-vertical:absolute;mso-position-vertical-relative:text;v-text-anchor:top" o:gfxdata="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" stroked="f">
                 <v:textbox inset="0,0,0,0">
                   <w:txbxContent>
                     <w:p>
@@ -1252,7 +1259,14 @@
                           <w:sz w:val="16"/>
                           <w:szCs w:val="16"/>
                         </w:rPr>
-                        <w:t xml:space="preserve">LHH RMSE = 0.005, RHH RMSE = 0.004 </w:t>
+                        <w:t>Tommy Edman</w:t>
+                      </w:r>
+                      <w:r>
+                        <w:rPr>
+                          <w:sz w:val="16"/>
+                          <w:szCs w:val="16"/>
+                        </w:rPr>
+                        <w:t xml:space="preserve"> </w:t>
                       </w:r>
                     </w:p>
                   </w:txbxContent>
@@ -1837,12 +1851,20 @@
         </w:pBdr>
         <w:spacing w:after="0" w:line="480" w:lineRule="auto"/>
       </w:pPr>
+      <w:proofErr w:type="spellStart"/>
       <w:proofErr w:type="gramStart"/>
       <w:r>
         <w:rPr>
           <w:color w:val="000000"/>
         </w:rPr>
-        <w:t>Marchi,  Albert</w:t>
+        <w:t>Marchi</w:t>
+      </w:r>
+      <w:proofErr w:type="spellEnd"/>
+      <w:r>
+        <w:rPr>
+          <w:color w:val="000000"/>
+        </w:rPr>
+        <w:t>,  Albert</w:t>
       </w:r>
       <w:proofErr w:type="gramEnd"/>
       <w:r>
@@ -1956,7 +1978,21 @@
         <w:rPr>
           <w:color w:val="000000"/>
         </w:rPr>
-        <w:t xml:space="preserve">Winston, Nestler, and </w:t>
+        <w:t xml:space="preserve">Winston, </w:t>
+      </w:r>
+      <w:proofErr w:type="spellStart"/>
+      <w:r>
+        <w:rPr>
+          <w:color w:val="000000"/>
+        </w:rPr>
+        <w:t>Nestler</w:t>
+      </w:r>
+      <w:proofErr w:type="spellEnd"/>
+      <w:r>
+        <w:rPr>
+          <w:color w:val="000000"/>
+        </w:rPr>
+        <w:t xml:space="preserve">, and </w:t>
       </w:r>
       <w:proofErr w:type="spellStart"/>
       <w:r>
@@ -2359,7 +2395,7 @@
           </mc:Choice>
           <mc:Fallback>
             <w:pict>
-              <v:shape w14:anchorId="135289FA" id="_x0000_s1027" type="#_x0000_t202" style="position:absolute;margin-left:0;margin-top:573.85pt;width:457.5pt;height:.05pt;z-index:251674624;visibility:visible;mso-wrap-style:square;mso-wrap-distance-left:9pt;mso-wrap-distance-top:0;mso-wrap-distance-right:9pt;mso-wrap-distance-bottom:0;mso-position-horizontal:left;mso-position-horizontal-relative:margin;mso-position-vertical:absolute;mso-position-vertical-relative:text;v-text-anchor:top" o:gfxdata="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" stroked="f">
+              <v:shape w14:anchorId="135289FA" id="_x0000_s1027" type="#_x0000_t202" style="position:absolute;margin-left:0;margin-top:573.85pt;width:457.5pt;height:.05pt;z-index:251674624;visibility:visible;mso-wrap-style:square;mso-wrap-distance-left:9pt;mso-wrap-distance-top:0;mso-wrap-distance-right:9pt;mso-wrap-distance-bottom:0;mso-position-horizontal:left;mso-position-horizontal-relative:margin;mso-position-vertical:absolute;mso-position-vertical-relative:text;v-text-anchor:top" o:gfxdata="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" stroked="f">
                 <v:textbox style="mso-fit-shape-to-text:t" inset="0,0,0,0">
                   <w:txbxContent>
                     <w:p>
@@ -2732,7 +2768,7 @@
           </mc:Choice>
           <mc:Fallback>
             <w:pict>
-              <v:shape w14:anchorId="5DBEB6AB" id="_x0000_s1028" type="#_x0000_t202" style="position:absolute;margin-left:416.05pt;margin-top:648.8pt;width:467.25pt;height:.05pt;z-index:251672576;visibility:visible;mso-wrap-style:square;mso-wrap-distance-left:9pt;mso-wrap-distance-top:0;mso-wrap-distance-right:9pt;mso-wrap-distance-bottom:0;mso-position-horizontal:right;mso-position-horizontal-relative:margin;mso-position-vertical:absolute;mso-position-vertical-relative:text;v-text-anchor:top" o:gfxdata="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" stroked="f">
+              <v:shape w14:anchorId="5DBEB6AB" id="_x0000_s1028" type="#_x0000_t202" style="position:absolute;margin-left:416.05pt;margin-top:648.8pt;width:467.25pt;height:.05pt;z-index:251672576;visibility:visible;mso-wrap-style:square;mso-wrap-distance-left:9pt;mso-wrap-distance-top:0;mso-wrap-distance-right:9pt;mso-wrap-distance-bottom:0;mso-position-horizontal:right;mso-position-horizontal-relative:margin;mso-position-vertical:absolute;mso-position-vertical-relative:text;v-text-anchor:top" o:gfxdata="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" stroked="f">
                 <v:textbox style="mso-fit-shape-to-text:t" inset="0,0,0,0">
                   <w:txbxContent>
                     <w:p>
@@ -2834,7 +2870,7 @@
           </mc:Choice>
           <mc:Fallback>
             <w:pict>
-              <v:shape w14:anchorId="39242B43" id="_x0000_s1029" type="#_x0000_t202" style="position:absolute;margin-left:416.05pt;margin-top:315.1pt;width:467.25pt;height:.05pt;z-index:251670528;visibility:visible;mso-wrap-style:square;mso-wrap-distance-left:9pt;mso-wrap-distance-top:0;mso-wrap-distance-right:9pt;mso-wrap-distance-bottom:0;mso-position-horizontal:right;mso-position-horizontal-relative:margin;mso-position-vertical:absolute;mso-position-vertical-relative:text;v-text-anchor:top" o:gfxdata="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" stroked="f">
+              <v:shape w14:anchorId="39242B43" id="_x0000_s1029" type="#_x0000_t202" style="position:absolute;margin-left:416.05pt;margin-top:315.1pt;width:467.25pt;height:.05pt;z-index:251670528;visibility:visible;mso-wrap-style:square;mso-wrap-distance-left:9pt;mso-wrap-distance-top:0;mso-wrap-distance-right:9pt;mso-wrap-distance-bottom:0;mso-position-horizontal:right;mso-position-horizontal-relative:margin;mso-position-vertical:absolute;mso-position-vertical-relative:text;v-text-anchor:top" o:gfxdata="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" stroked="f">
                 <v:textbox style="mso-fit-shape-to-text:t" inset="0,0,0,0">
                   <w:txbxContent>
                     <w:p>
@@ -2934,7 +2970,7 @@
 </file>
 
 <file path=word/endnotes.xml><?xml version="1.0" encoding="utf-8"?>
-<w:endnotes xmlns:wpc="http://schemas.microsoft.com/office/word/2010/wordprocessingCanvas" xmlns:cx="http://schemas.microsoft.com/office/drawing/2014/chartex" xmlns:cx1="http://schemas.microsoft.com/office/drawing/2015/9/8/chartex" xmlns:cx2="http://schemas.microsoft.com/office/drawing/2015/10/21/chartex" xmlns:cx3="http://schemas.microsoft.com/office/drawing/2016/5/9/chartex" xmlns:cx4="http://schemas.microsoft.com/office/drawing/2016/5/10/chartex" xmlns:cx5="http://schemas.microsoft.com/office/drawing/2016/5/11/chartex" xmlns:cx6="http://schemas.microsoft.com/office/drawing/2016/5/12/chartex" xmlns:cx7="http://schemas.microsoft.com/office/drawing/2016/5/13/chartex" xmlns:cx8="http://schemas.microsoft.com/office/drawing/2016/5/14/chartex" xmlns:mc="http://schemas.openxmlformats.org/markup-compatibility/2006" xmlns:aink="http://schemas.microsoft.com/office/drawing/2016/ink" xmlns:am3d="http://schemas.microsoft.com/office/drawing/2017/model3d" xmlns:o="urn:schemas-microsoft-com:office:office" xmlns:oel="http://schemas.microsoft.com/office/2019/extlst" xmlns:r="http://schemas.openxmlformats.org/officeDocument/2006/relationships" xmlns:m="http://schemas.openxmlformats.org/officeDocument/2006/math" xmlns:v="urn:schemas-microsoft-com:vml" xmlns:wp14="http://schemas.microsoft.com/office/word/2010/wordprocessingDrawing" xmlns:wp="http://schemas.openxmlformats.org/drawingml/2006/wordprocessingDrawing" xmlns:w10="urn:schemas-microsoft-com:office:word" xmlns:w="http://schemas.openxmlformats.org/wordprocessingml/2006/main" xmlns:w14="http://schemas.microsoft.com/office/word/2010/wordml" xmlns:w15="http://schemas.microsoft.com/office/word/2012/wordml" xmlns:w16cex="http://schemas.microsoft.com/office/word/2018/wordml/cex" xmlns:w16cid="http://schemas.microsoft.com/office/word/2016/wordml/cid" xmlns:w16="http://schemas.microsoft.com/office/word/2018/wordml" xmlns:w16du="http://schemas.microsoft.com/office/word/2023/wordml/word16du" xmlns:w16sdtdh="http://schemas.microsoft.com/office/word/2020/wordml/sdtdatahash" xmlns:w16se="http://schemas.microsoft.com/office/word/2015/wordml/symex" xmlns:wpg="http://schemas.microsoft.com/office/word/2010/wordprocessingGroup" xmlns:wpi="http://schemas.microsoft.com/office/word/2010/wordprocessingInk" xmlns:wne="http://schemas.microsoft.com/office/word/2006/wordml" xmlns:wps="http://schemas.microsoft.com/office/word/2010/wordprocessingShape" mc:Ignorable="w14 w15 w16se w16cid w16 w16cex w16sdtdh w16du wp14">
+<w:endnotes xmlns:wpc="http://schemas.microsoft.com/office/word/2010/wordprocessingCanvas" xmlns:cx="http://schemas.microsoft.com/office/drawing/2014/chartex" xmlns:cx1="http://schemas.microsoft.com/office/drawing/2015/9/8/chartex" xmlns:cx2="http://schemas.microsoft.com/office/drawing/2015/10/21/chartex" xmlns:cx3="http://schemas.microsoft.com/office/drawing/2016/5/9/chartex" xmlns:cx4="http://schemas.microsoft.com/office/drawing/2016/5/10/chartex" xmlns:cx5="http://schemas.microsoft.com/office/drawing/2016/5/11/chartex" xmlns:cx6="http://schemas.microsoft.com/office/drawing/2016/5/12/chartex" xmlns:cx7="http://schemas.microsoft.com/office/drawing/2016/5/13/chartex" xmlns:cx8="http://schemas.microsoft.com/office/drawing/2016/5/14/chartex" xmlns:mc="http://schemas.openxmlformats.org/markup-compatibility/2006" xmlns:aink="http://schemas.microsoft.com/office/drawing/2016/ink" xmlns:am3d="http://schemas.microsoft.com/office/drawing/2017/model3d" xmlns:o="urn:schemas-microsoft-com:office:office" xmlns:r="http://schemas.openxmlformats.org/officeDocument/2006/relationships" xmlns:m="http://schemas.openxmlformats.org/officeDocument/2006/math" xmlns:v="urn:schemas-microsoft-com:vml" xmlns:wp14="http://schemas.microsoft.com/office/word/2010/wordprocessingDrawing" xmlns:wp="http://schemas.openxmlformats.org/drawingml/2006/wordprocessingDrawing" xmlns:w10="urn:schemas-microsoft-com:office:word" xmlns:w="http://schemas.openxmlformats.org/wordprocessingml/2006/main" xmlns:w14="http://schemas.microsoft.com/office/word/2010/wordml" xmlns:w15="http://schemas.microsoft.com/office/word/2012/wordml" xmlns:w16cex="http://schemas.microsoft.com/office/word/2018/wordml/cex" xmlns:w16cid="http://schemas.microsoft.com/office/word/2016/wordml/cid" xmlns:w16="http://schemas.microsoft.com/office/word/2018/wordml" xmlns:w16sdtdh="http://schemas.microsoft.com/office/word/2020/wordml/sdtdatahash" xmlns:w16se="http://schemas.microsoft.com/office/word/2015/wordml/symex" xmlns:wpg="http://schemas.microsoft.com/office/word/2010/wordprocessingGroup" xmlns:wpi="http://schemas.microsoft.com/office/word/2010/wordprocessingInk" xmlns:wne="http://schemas.microsoft.com/office/word/2006/wordml" xmlns:wps="http://schemas.microsoft.com/office/word/2010/wordprocessingShape" mc:Ignorable="w14 w15 w16se w16cid w16 w16cex w16sdtdh wp14">
   <w:endnote w:type="separator" w:id="-1">
     <w:p>
       <w:pPr>
@@ -2959,7 +2995,7 @@
 </file>
 
 <file path=word/footer1.xml><?xml version="1.0" encoding="utf-8"?>
-<w:ftr xmlns:wpc="http://schemas.microsoft.com/office/word/2010/wordprocessingCanvas" xmlns:cx="http://schemas.microsoft.com/office/drawing/2014/chartex" xmlns:cx1="http://schemas.microsoft.com/office/drawing/2015/9/8/chartex" xmlns:cx2="http://schemas.microsoft.com/office/drawing/2015/10/21/chartex" xmlns:cx3="http://schemas.microsoft.com/office/drawing/2016/5/9/chartex" xmlns:cx4="http://schemas.microsoft.com/office/drawing/2016/5/10/chartex" xmlns:cx5="http://schemas.microsoft.com/office/drawing/2016/5/11/chartex" xmlns:cx6="http://schemas.microsoft.com/office/drawing/2016/5/12/chartex" xmlns:cx7="http://schemas.microsoft.com/office/drawing/2016/5/13/chartex" xmlns:cx8="http://schemas.microsoft.com/office/drawing/2016/5/14/chartex" xmlns:mc="http://schemas.openxmlformats.org/markup-compatibility/2006" xmlns:aink="http://schemas.microsoft.com/office/drawing/2016/ink" xmlns:am3d="http://schemas.microsoft.com/office/drawing/2017/model3d" xmlns:o="urn:schemas-microsoft-com:office:office" xmlns:oel="http://schemas.microsoft.com/office/2019/extlst" xmlns:r="http://schemas.openxmlformats.org/officeDocument/2006/relationships" xmlns:m="http://schemas.openxmlformats.org/officeDocument/2006/math" xmlns:v="urn:schemas-microsoft-com:vml" xmlns:wp14="http://schemas.microsoft.com/office/word/2010/wordprocessingDrawing" xmlns:wp="http://schemas.openxmlformats.org/drawingml/2006/wordprocessingDrawing" xmlns:w10="urn:schemas-microsoft-com:office:word" xmlns:w="http://schemas.openxmlformats.org/wordprocessingml/2006/main" xmlns:w14="http://schemas.microsoft.com/office/word/2010/wordml" xmlns:w15="http://schemas.microsoft.com/office/word/2012/wordml" xmlns:w16cex="http://schemas.microsoft.com/office/word/2018/wordml/cex" xmlns:w16cid="http://schemas.microsoft.com/office/word/2016/wordml/cid" xmlns:w16="http://schemas.microsoft.com/office/word/2018/wordml" xmlns:w16du="http://schemas.microsoft.com/office/word/2023/wordml/word16du" xmlns:w16sdtdh="http://schemas.microsoft.com/office/word/2020/wordml/sdtdatahash" xmlns:w16se="http://schemas.microsoft.com/office/word/2015/wordml/symex" xmlns:wpg="http://schemas.microsoft.com/office/word/2010/wordprocessingGroup" xmlns:wpi="http://schemas.microsoft.com/office/word/2010/wordprocessingInk" xmlns:wne="http://schemas.microsoft.com/office/word/2006/wordml" xmlns:wps="http://schemas.microsoft.com/office/word/2010/wordprocessingShape" mc:Ignorable="w14 w15 w16se w16cid w16 w16cex w16sdtdh w16du wp14">
+<w:ftr xmlns:wpc="http://schemas.microsoft.com/office/word/2010/wordprocessingCanvas" xmlns:cx="http://schemas.microsoft.com/office/drawing/2014/chartex" xmlns:cx1="http://schemas.microsoft.com/office/drawing/2015/9/8/chartex" xmlns:cx2="http://schemas.microsoft.com/office/drawing/2015/10/21/chartex" xmlns:cx3="http://schemas.microsoft.com/office/drawing/2016/5/9/chartex" xmlns:cx4="http://schemas.microsoft.com/office/drawing/2016/5/10/chartex" xmlns:cx5="http://schemas.microsoft.com/office/drawing/2016/5/11/chartex" xmlns:cx6="http://schemas.microsoft.com/office/drawing/2016/5/12/chartex" xmlns:cx7="http://schemas.microsoft.com/office/drawing/2016/5/13/chartex" xmlns:cx8="http://schemas.microsoft.com/office/drawing/2016/5/14/chartex" xmlns:mc="http://schemas.openxmlformats.org/markup-compatibility/2006" xmlns:aink="http://schemas.microsoft.com/office/drawing/2016/ink" xmlns:am3d="http://schemas.microsoft.com/office/drawing/2017/model3d" xmlns:o="urn:schemas-microsoft-com:office:office" xmlns:r="http://schemas.openxmlformats.org/officeDocument/2006/relationships" xmlns:m="http://schemas.openxmlformats.org/officeDocument/2006/math" xmlns:v="urn:schemas-microsoft-com:vml" xmlns:wp14="http://schemas.microsoft.com/office/word/2010/wordprocessingDrawing" xmlns:wp="http://schemas.openxmlformats.org/drawingml/2006/wordprocessingDrawing" xmlns:w10="urn:schemas-microsoft-com:office:word" xmlns:w="http://schemas.openxmlformats.org/wordprocessingml/2006/main" xmlns:w14="http://schemas.microsoft.com/office/word/2010/wordml" xmlns:w15="http://schemas.microsoft.com/office/word/2012/wordml" xmlns:w16cex="http://schemas.microsoft.com/office/word/2018/wordml/cex" xmlns:w16cid="http://schemas.microsoft.com/office/word/2016/wordml/cid" xmlns:w16="http://schemas.microsoft.com/office/word/2018/wordml" xmlns:w16sdtdh="http://schemas.microsoft.com/office/word/2020/wordml/sdtdatahash" xmlns:w16se="http://schemas.microsoft.com/office/word/2015/wordml/symex" xmlns:wpg="http://schemas.microsoft.com/office/word/2010/wordprocessingGroup" xmlns:wpi="http://schemas.microsoft.com/office/word/2010/wordprocessingInk" xmlns:wne="http://schemas.microsoft.com/office/word/2006/wordml" xmlns:wps="http://schemas.microsoft.com/office/word/2010/wordprocessingShape" mc:Ignorable="w14 w15 w16se w16cid w16 w16cex w16sdtdh wp14">
   <w:p>
     <w:pPr>
       <w:pBdr>
@@ -3034,7 +3070,7 @@
 </file>
 
 <file path=word/footnotes.xml><?xml version="1.0" encoding="utf-8"?>
-<w:footnotes xmlns:wpc="http://schemas.microsoft.com/office/word/2010/wordprocessingCanvas" xmlns:cx="http://schemas.microsoft.com/office/drawing/2014/chartex" xmlns:cx1="http://schemas.microsoft.com/office/drawing/2015/9/8/chartex" xmlns:cx2="http://schemas.microsoft.com/office/drawing/2015/10/21/chartex" xmlns:cx3="http://schemas.microsoft.com/office/drawing/2016/5/9/chartex" xmlns:cx4="http://schemas.microsoft.com/office/drawing/2016/5/10/chartex" xmlns:cx5="http://schemas.microsoft.com/office/drawing/2016/5/11/chartex" xmlns:cx6="http://schemas.microsoft.com/office/drawing/2016/5/12/chartex" xmlns:cx7="http://schemas.microsoft.com/office/drawing/2016/5/13/chartex" xmlns:cx8="http://schemas.microsoft.com/office/drawing/2016/5/14/chartex" xmlns:mc="http://schemas.openxmlformats.org/markup-compatibility/2006" xmlns:aink="http://schemas.microsoft.com/office/drawing/2016/ink" xmlns:am3d="http://schemas.microsoft.com/office/drawing/2017/model3d" xmlns:o="urn:schemas-microsoft-com:office:office" xmlns:oel="http://schemas.microsoft.com/office/2019/extlst" xmlns:r="http://schemas.openxmlformats.org/officeDocument/2006/relationships" xmlns:m="http://schemas.openxmlformats.org/officeDocument/2006/math" xmlns:v="urn:schemas-microsoft-com:vml" xmlns:wp14="http://schemas.microsoft.com/office/word/2010/wordprocessingDrawing" xmlns:wp="http://schemas.openxmlformats.org/drawingml/2006/wordprocessingDrawing" xmlns:w10="urn:schemas-microsoft-com:office:word" xmlns:w="http://schemas.openxmlformats.org/wordprocessingml/2006/main" xmlns:w14="http://schemas.microsoft.com/office/word/2010/wordml" xmlns:w15="http://schemas.microsoft.com/office/word/2012/wordml" xmlns:w16cex="http://schemas.microsoft.com/office/word/2018/wordml/cex" xmlns:w16cid="http://schemas.microsoft.com/office/word/2016/wordml/cid" xmlns:w16="http://schemas.microsoft.com/office/word/2018/wordml" xmlns:w16du="http://schemas.microsoft.com/office/word/2023/wordml/word16du" xmlns:w16sdtdh="http://schemas.microsoft.com/office/word/2020/wordml/sdtdatahash" xmlns:w16se="http://schemas.microsoft.com/office/word/2015/wordml/symex" xmlns:wpg="http://schemas.microsoft.com/office/word/2010/wordprocessingGroup" xmlns:wpi="http://schemas.microsoft.com/office/word/2010/wordprocessingInk" xmlns:wne="http://schemas.microsoft.com/office/word/2006/wordml" xmlns:wps="http://schemas.microsoft.com/office/word/2010/wordprocessingShape" mc:Ignorable="w14 w15 w16se w16cid w16 w16cex w16sdtdh w16du wp14">
+<w:footnotes xmlns:wpc="http://schemas.microsoft.com/office/word/2010/wordprocessingCanvas" xmlns:cx="http://schemas.microsoft.com/office/drawing/2014/chartex" xmlns:cx1="http://schemas.microsoft.com/office/drawing/2015/9/8/chartex" xmlns:cx2="http://schemas.microsoft.com/office/drawing/2015/10/21/chartex" xmlns:cx3="http://schemas.microsoft.com/office/drawing/2016/5/9/chartex" xmlns:cx4="http://schemas.microsoft.com/office/drawing/2016/5/10/chartex" xmlns:cx5="http://schemas.microsoft.com/office/drawing/2016/5/11/chartex" xmlns:cx6="http://schemas.microsoft.com/office/drawing/2016/5/12/chartex" xmlns:cx7="http://schemas.microsoft.com/office/drawing/2016/5/13/chartex" xmlns:cx8="http://schemas.microsoft.com/office/drawing/2016/5/14/chartex" xmlns:mc="http://schemas.openxmlformats.org/markup-compatibility/2006" xmlns:aink="http://schemas.microsoft.com/office/drawing/2016/ink" xmlns:am3d="http://schemas.microsoft.com/office/drawing/2017/model3d" xmlns:o="urn:schemas-microsoft-com:office:office" xmlns:r="http://schemas.openxmlformats.org/officeDocument/2006/relationships" xmlns:m="http://schemas.openxmlformats.org/officeDocument/2006/math" xmlns:v="urn:schemas-microsoft-com:vml" xmlns:wp14="http://schemas.microsoft.com/office/word/2010/wordprocessingDrawing" xmlns:wp="http://schemas.openxmlformats.org/drawingml/2006/wordprocessingDrawing" xmlns:w10="urn:schemas-microsoft-com:office:word" xmlns:w="http://schemas.openxmlformats.org/wordprocessingml/2006/main" xmlns:w14="http://schemas.microsoft.com/office/word/2010/wordml" xmlns:w15="http://schemas.microsoft.com/office/word/2012/wordml" xmlns:w16cex="http://schemas.microsoft.com/office/word/2018/wordml/cex" xmlns:w16cid="http://schemas.microsoft.com/office/word/2016/wordml/cid" xmlns:w16="http://schemas.microsoft.com/office/word/2018/wordml" xmlns:w16sdtdh="http://schemas.microsoft.com/office/word/2020/wordml/sdtdatahash" xmlns:w16se="http://schemas.microsoft.com/office/word/2015/wordml/symex" xmlns:wpg="http://schemas.microsoft.com/office/word/2010/wordprocessingGroup" xmlns:wpi="http://schemas.microsoft.com/office/word/2010/wordprocessingInk" xmlns:wne="http://schemas.microsoft.com/office/word/2006/wordml" xmlns:wps="http://schemas.microsoft.com/office/word/2010/wordprocessingShape" mc:Ignorable="w14 w15 w16se w16cid w16 w16cex w16sdtdh wp14">
   <w:footnote w:type="separator" w:id="-1">
     <w:p>
       <w:pPr>
@@ -3267,7 +3303,7 @@
 </file>
 
 <file path=word/numbering.xml><?xml version="1.0" encoding="utf-8"?>
-<w:numbering xmlns:wpc="http://schemas.microsoft.com/office/word/2010/wordprocessingCanvas" xmlns:cx="http://schemas.microsoft.com/office/drawing/2014/chartex" xmlns:cx1="http://schemas.microsoft.com/office/drawing/2015/9/8/chartex" xmlns:cx2="http://schemas.microsoft.com/office/drawing/2015/10/21/chartex" xmlns:cx3="http://schemas.microsoft.com/office/drawing/2016/5/9/chartex" xmlns:cx4="http://schemas.microsoft.com/office/drawing/2016/5/10/chartex" xmlns:cx5="http://schemas.microsoft.com/office/drawing/2016/5/11/chartex" xmlns:cx6="http://schemas.microsoft.com/office/drawing/2016/5/12/chartex" xmlns:cx7="http://schemas.microsoft.com/office/drawing/2016/5/13/chartex" xmlns:cx8="http://schemas.microsoft.com/office/drawing/2016/5/14/chartex" xmlns:mc="http://schemas.openxmlformats.org/markup-compatibility/2006" xmlns:aink="http://schemas.microsoft.com/office/drawing/2016/ink" xmlns:am3d="http://schemas.microsoft.com/office/drawing/2017/model3d" xmlns:o="urn:schemas-microsoft-com:office:office" xmlns:oel="http://schemas.microsoft.com/office/2019/extlst" xmlns:r="http://schemas.openxmlformats.org/officeDocument/2006/relationships" xmlns:m="http://schemas.openxmlformats.org/officeDocument/2006/math" xmlns:v="urn:schemas-microsoft-com:vml" xmlns:wp14="http://schemas.microsoft.com/office/word/2010/wordprocessingDrawing" xmlns:wp="http://schemas.openxmlformats.org/drawingml/2006/wordprocessingDrawing" xmlns:w10="urn:schemas-microsoft-com:office:word" xmlns:w="http://schemas.openxmlformats.org/wordprocessingml/2006/main" xmlns:w14="http://schemas.microsoft.com/office/word/2010/wordml" xmlns:w15="http://schemas.microsoft.com/office/word/2012/wordml" xmlns:w16cex="http://schemas.microsoft.com/office/word/2018/wordml/cex" xmlns:w16cid="http://schemas.microsoft.com/office/word/2016/wordml/cid" xmlns:w16="http://schemas.microsoft.com/office/word/2018/wordml" xmlns:w16du="http://schemas.microsoft.com/office/word/2023/wordml/word16du" xmlns:w16sdtdh="http://schemas.microsoft.com/office/word/2020/wordml/sdtdatahash" xmlns:w16se="http://schemas.microsoft.com/office/word/2015/wordml/symex" xmlns:wpg="http://schemas.microsoft.com/office/word/2010/wordprocessingGroup" xmlns:wpi="http://schemas.microsoft.com/office/word/2010/wordprocessingInk" xmlns:wne="http://schemas.microsoft.com/office/word/2006/wordml" xmlns:wps="http://schemas.microsoft.com/office/word/2010/wordprocessingShape" mc:Ignorable="w14 w15 w16se w16cid w16 w16cex w16sdtdh w16du wp14">
+<w:numbering xmlns:wpc="http://schemas.microsoft.com/office/word/2010/wordprocessingCanvas" xmlns:cx="http://schemas.microsoft.com/office/drawing/2014/chartex" xmlns:cx1="http://schemas.microsoft.com/office/drawing/2015/9/8/chartex" xmlns:cx2="http://schemas.microsoft.com/office/drawing/2015/10/21/chartex" xmlns:cx3="http://schemas.microsoft.com/office/drawing/2016/5/9/chartex" xmlns:cx4="http://schemas.microsoft.com/office/drawing/2016/5/10/chartex" xmlns:cx5="http://schemas.microsoft.com/office/drawing/2016/5/11/chartex" xmlns:cx6="http://schemas.microsoft.com/office/drawing/2016/5/12/chartex" xmlns:cx7="http://schemas.microsoft.com/office/drawing/2016/5/13/chartex" xmlns:cx8="http://schemas.microsoft.com/office/drawing/2016/5/14/chartex" xmlns:mc="http://schemas.openxmlformats.org/markup-compatibility/2006" xmlns:aink="http://schemas.microsoft.com/office/drawing/2016/ink" xmlns:am3d="http://schemas.microsoft.com/office/drawing/2017/model3d" xmlns:o="urn:schemas-microsoft-com:office:office" xmlns:r="http://schemas.openxmlformats.org/officeDocument/2006/relationships" xmlns:m="http://schemas.openxmlformats.org/officeDocument/2006/math" xmlns:v="urn:schemas-microsoft-com:vml" xmlns:wp14="http://schemas.microsoft.com/office/word/2010/wordprocessingDrawing" xmlns:wp="http://schemas.openxmlformats.org/drawingml/2006/wordprocessingDrawing" xmlns:w10="urn:schemas-microsoft-com:office:word" xmlns:w="http://schemas.openxmlformats.org/wordprocessingml/2006/main" xmlns:w14="http://schemas.microsoft.com/office/word/2010/wordml" xmlns:w15="http://schemas.microsoft.com/office/word/2012/wordml" xmlns:w16cex="http://schemas.microsoft.com/office/word/2018/wordml/cex" xmlns:w16cid="http://schemas.microsoft.com/office/word/2016/wordml/cid" xmlns:w16="http://schemas.microsoft.com/office/word/2018/wordml" xmlns:w16sdtdh="http://schemas.microsoft.com/office/word/2020/wordml/sdtdatahash" xmlns:w16se="http://schemas.microsoft.com/office/word/2015/wordml/symex" xmlns:wpg="http://schemas.microsoft.com/office/word/2010/wordprocessingGroup" xmlns:wpi="http://schemas.microsoft.com/office/word/2010/wordprocessingInk" xmlns:wne="http://schemas.microsoft.com/office/word/2006/wordml" xmlns:wps="http://schemas.microsoft.com/office/word/2010/wordprocessingShape" mc:Ignorable="w14 w15 w16se w16cid w16 w16cex w16sdtdh wp14">
   <w:abstractNum w:abstractNumId="0" w15:restartNumberingAfterBreak="0">
     <w:nsid w:val="194473CD"/>
     <w:multiLevelType w:val="multilevel"/>
@@ -3580,20 +3616,20 @@
       </w:pPr>
     </w:lvl>
   </w:abstractNum>
-  <w:num w:numId="1" w16cid:durableId="158429844">
+  <w:num w:numId="1">
     <w:abstractNumId w:val="0"/>
   </w:num>
-  <w:num w:numId="2" w16cid:durableId="1854689723">
+  <w:num w:numId="2">
     <w:abstractNumId w:val="1"/>
   </w:num>
-  <w:num w:numId="3" w16cid:durableId="769278061">
+  <w:num w:numId="3">
     <w:abstractNumId w:val="2"/>
   </w:num>
 </w:numbering>
 </file>
 
 <file path=word/styles.xml><?xml version="1.0" encoding="utf-8"?>
-<w:styles xmlns:mc="http://schemas.openxmlformats.org/markup-compatibility/2006" xmlns:r="http://schemas.openxmlformats.org/officeDocument/2006/relationships" xmlns:w="http://schemas.openxmlformats.org/wordprocessingml/2006/main" xmlns:w14="http://schemas.microsoft.com/office/word/2010/wordml" xmlns:w15="http://schemas.microsoft.com/office/word/2012/wordml" xmlns:w16cex="http://schemas.microsoft.com/office/word/2018/wordml/cex" xmlns:w16cid="http://schemas.microsoft.com/office/word/2016/wordml/cid" xmlns:w16="http://schemas.microsoft.com/office/word/2018/wordml" xmlns:w16du="http://schemas.microsoft.com/office/word/2023/wordml/word16du" xmlns:w16sdtdh="http://schemas.microsoft.com/office/word/2020/wordml/sdtdatahash" xmlns:w16se="http://schemas.microsoft.com/office/word/2015/wordml/symex" mc:Ignorable="w14 w15 w16se w16cid w16 w16cex w16sdtdh w16du">
+<w:styles xmlns:mc="http://schemas.openxmlformats.org/markup-compatibility/2006" xmlns:r="http://schemas.openxmlformats.org/officeDocument/2006/relationships" xmlns:w="http://schemas.openxmlformats.org/wordprocessingml/2006/main" xmlns:w14="http://schemas.microsoft.com/office/word/2010/wordml" xmlns:w15="http://schemas.microsoft.com/office/word/2012/wordml" xmlns:w16cex="http://schemas.microsoft.com/office/word/2018/wordml/cex" xmlns:w16cid="http://schemas.microsoft.com/office/word/2016/wordml/cid" xmlns:w16="http://schemas.microsoft.com/office/word/2018/wordml" xmlns:w16sdtdh="http://schemas.microsoft.com/office/word/2020/wordml/sdtdatahash" xmlns:w16se="http://schemas.microsoft.com/office/word/2015/wordml/symex" mc:Ignorable="w14 w15 w16se w16cid w16 w16cex w16sdtdh">
   <w:docDefaults>
     <w:rPrDefault>
       <w:rPr>
